--- a/handover-documentation/Aculyze-LM_Database_Structure_and_Data_Model.docx
+++ b/handover-documentation/Aculyze-LM_Database_Structure_and_Data_Model.docx
@@ -235,7 +235,7 @@
           <w:sz w:val="21"/>
           <w:szCs w:val="21"/>
         </w:rPr>
-        <w:t xml:space="preserve">Every statement in this document was verified directly against the current codebase — the Laravel migration files under database/migrations/, the Eloquent model classes under app/Models/, and the supporting authorization/tenancy classes under app/Support/ — as it stood on 29 September 2026. Nothing here was inferred from typical CRM conventions or from earlier planning discussions. Where the running production database is known to differ from what the code defines (see Section 4 and the flags throughout), that is stated explicitly rather than assumed.</w:t>
+        <w:t xml:space="preserve">Every statement in this document was verified directly against the current codebase — the Laravel migration files under database/migrations/, the Eloquent model classes under app/Models/, and the supporting authorization/tenancy classes under app/Support/ — as it stood on 29 September 2026. Nothing here was inferred from typical CRM conventions or assumed without direct evidence. Where the running production database is known to differ from what the code defines (see Section 4 and the flags throughout), that is stated explicitly rather than assumed.</w:t>
       </w:r>
     </w:p>
     <w:p>

--- a/handover-documentation/Aculyze-LM_Database_Structure_and_Data_Model.docx
+++ b/handover-documentation/Aculyze-LM_Database_Structure_and_Data_Model.docx
@@ -267,7 +267,7 @@
           <w:sz w:val="20"/>
           <w:szCs w:val="20"/>
         </w:rPr>
-        <w:t xml:space="preserve">this document describes the schema as defined by the migration files in the repository. It has not been cross-checked against a live `SHOW CREATE TABLE` dump of the production database, since direct production database access was not available while preparing this document. Section 4 explains exactly which parts of this schema are confirmed NOT applied to production, based on the project's own deployment records; treat everything else as "defined in code, deployment status best-effort."</w:t>
+        <w:t xml:space="preserve">this document describes the schema as defined by the migration files in the repository, cross-checked against a real production database structure export (a phpMyAdmin SQL dump taken directly from the Hostinger production database) dated 24 September 2026 wherever that export was available. Section 4 explains exactly which parts of this schema are confirmed live in production versus confirmed not yet applied, based on that direct evidence rather than on document wording or git history alone; anything not independently confirmed against that export is labeled "defined in code, deployment status best-effort."</w:t>
       </w:r>
     </w:p>
     <w:p>
@@ -322,7 +322,7 @@
           <w:sz w:val="21"/>
           <w:szCs w:val="21"/>
         </w:rPr>
-        <w:t xml:space="preserve">Alongside this core sales-pipeline schema, the codebase also contains a second, considerably larger schema for a "commercial Proposal versioning" system (multi-version quotes, PDF generation, formal send/approval workflow, client-response tracking, and a billing hand-off table). This second schema is fully built and covered by this document (Section 5, Phase 4A group) but — per the project's own deployment records — has not been applied to the production database. This is called out prominently wherever it is relevant so it is never mistaken for live functionality.</w:t>
+        <w:t xml:space="preserve">Alongside this core sales-pipeline schema, the codebase also contains a second, considerably larger schema for a "commercial Proposal versioning" system (multi-version quotes, PDF generation, formal send/approval workflow, client-response tracking, and a billing hand-off table). This second schema is fully built and covered by this document (Section 5, Phase 4A group) and is confirmed LIVE in the production database, evidenced directly by a production database export dated 24 September 2026 — every table, every added proposals column, and real commercial-version data are present in that export. Which parts of this layer's workflow have actually been exercised end-to-end (as opposed to schema simply existing) is more nuanced and is set out precisely in Section 5.6.</w:t>
       </w:r>
     </w:p>
     <w:p>
@@ -537,7 +537,7 @@
         <w:t xml:space="preserve">Layer 2 — Core sales pipeline (confirmed live in production): </w:t>
       </w:r>
       <w:r>
-        <w:t xml:space="preserve">organizations, users (business columns), prospects, call_records, follow_ups, appointments, leads, demos, proposals (base columns only — see the flag on that table), export_requests, audit_events, prospect_table_column_preferences.</w:t>
+        <w:t xml:space="preserve">organizations, users (business columns), prospects, call_records, follow_ups, appointments, leads, demos, proposals (including its Phase 4A columns — see below), export_requests, audit_events, prospect_table_column_preferences.</w:t>
       </w:r>
     </w:p>
     <w:p>
@@ -554,10 +554,10 @@
           <w:b/>
           <w:bCs/>
         </w:rPr>
-        <w:t xml:space="preserve">Layer 3 — Commercial Proposal-versioning system ("Phase 4A"), confirmed NOT applied to production: </w:t>
-      </w:r>
-      <w:r>
-        <w:t xml:space="preserve">proposal_versions, proposal_version_lines, proposal_version_line_tax_components, proposal_number_sequences, proposal_pdf_artifacts, proposal_sends, proposal_send_attachments, proposal_client_responses, proposal_billing_handoffs, plus five columns bolted onto the base proposals table (proposal_number, current_version_id, winning_version_id, last_client_activity_at, and a CHECK constraint).</w:t>
+        <w:t xml:space="preserve">Layer 2b — Commercial Proposal-versioning system ("Phase 4A"), CONFIRMED LIVE in production: </w:t>
+      </w:r>
+      <w:r>
+        <w:t xml:space="preserve">proposal_versions, proposal_version_lines, proposal_version_line_tax_components, proposal_number_sequences, proposal_pdf_artifacts, proposal_sends, proposal_send_attachments, proposal_client_responses, proposal_billing_handoffs, plus the five columns added to the base proposals table (proposal_number, current_version_id, winning_version_id, last_client_activity_at, and a CHECK constraint migration — see the note on the constraint itself below).</w:t>
       </w:r>
     </w:p>
     <w:p>
@@ -577,7 +577,7 @@
           <w:sz w:val="20"/>
           <w:szCs w:val="20"/>
         </w:rPr>
-        <w:t xml:space="preserve">Production deployment gap: </w:t>
+        <w:t xml:space="preserve">Correction — this layer is deployed, not "preparation only": </w:t>
       </w:r>
       <w:r>
         <w:rPr>
@@ -585,7 +585,7 @@
           <w:sz w:val="20"/>
           <w:szCs w:val="20"/>
         </w:rPr>
-        <w:t xml:space="preserve">The project's own deployment runbook (docs/PHASE4A3_PRODUCTION_DEPLOYMENT_RUNBOOK.md) states in its own words: "Status: PREPARATION ONLY — not executed... Production currently runs the pre-4A-3 codebase — none of the schema in the consolidated SQL companion exists there yet." A companion SQL preflight check goes further, confirming the very first table in this layer (proposal_versions) has never been created against production ("this stage must be the FIRST proposal-commercial-schema change ever run against this database"). Every table and column in Layer 3 is therefore built and tested in this repository, but not part of the live production database, as of this document's date. See the companion Project Status &amp; Handover Report for the full analysis.</w:t>
+        <w:t xml:space="preserve">This document previously stated, based on the wording of docs/PHASE4A3_PRODUCTION_DEPLOYMENT_RUNBOOK.md ("Status: PREPARATION ONLY — not executed") and on git commit-date/ancestry analysis, that this entire layer was built but never applied to production. That determination has been corrected after direct inspection of a real production database structure-and-data export (a phpMyAdmin SQL dump taken from the Hostinger production database) dated 24 September 2026. That export shows conclusively: every table listed above exists with the correct live schema (including the generated/STORED lock-key columns on proposal_versions and proposal_pdf_artifacts); the proposals table carries all five Phase 4A columns; and the migrations bookkeeping table records every Phase 4A migration — batches 6 through 9, spanning 5–12 September 2026 — as already applied. The runbook document's "not executed" wording is therefore stale and should not be relied on for deployment status; this project's deployment method (manual, file-by-file upload — see Section 3) means production does not correspond to any single git commit or to a document's own header text, so a direct database check, not git history or a runbook's wording, is the only reliable way to determine what is actually live. See the companion Project Status &amp; Handover Report for the full corrected analysis, including exactly what this export does and does not prove about which parts of this workflow have been used.</w:t>
       </w:r>
     </w:p>
     <w:p>
@@ -598,7 +598,7 @@
           <w:sz w:val="21"/>
           <w:szCs w:val="21"/>
         </w:rPr>
-        <w:t xml:space="preserve">There is also a small, separate set of three migrations (adding leads.opportunity_title, five staging columns on call_records, and three scheduling columns on appointments) that belong to an unrelated, also-undeployed "Pipeline Board V2" feature. These are flagged individually in Section 5.3/5.4 where they appear.</w:t>
+        <w:t xml:space="preserve">There is also a small, separate set of three migrations (adding leads.opportunity_title, five staging columns on call_records, and three scheduling columns on appointments) that belong to an unrelated "Pipeline Board V2" feature. Unlike the Phase 4A layer above, this set is independently confirmed absent from the same 24 September 2026 production export — none of these columns exist on the live appointments, leads, or call_records tables. These are flagged individually in Section 5.3/5.4 where they appear.</w:t>
       </w:r>
     </w:p>
     <w:p>
@@ -3846,7 +3846,7 @@
           <w:sz w:val="20"/>
           <w:szCs w:val="20"/>
         </w:rPr>
-        <w:t xml:space="preserve">Has many Proposal Versions it submitted / approved / returned, and Proposal Sends it attempted or completed (Phase 4A layer — not live, see Section 4).</w:t>
+        <w:t xml:space="preserve">Has many Proposal Versions it submitted / approved / returned, and Proposal Sends it attempted or completed (Phase 4A layer — confirmed live, see Section 4).</w:t>
       </w:r>
     </w:p>
     <w:p>
@@ -5009,7 +5009,7 @@
                 <w:sz w:val="19"/>
                 <w:szCs w:val="19"/>
               </w:rPr>
-              <w:t xml:space="preserve">Added for the (undeployed) Phase 4A billing feature — present on the model but has no form field anywhere today; effectively unused</w:t>
+              <w:t xml:space="preserve">Added for the Phase 4A billing feature and confirmed present on the live production table, but has no form field anywhere today; NULL on all 625 production rows as of the 24 September 2026 export — effectively unused, not effectively undeployed</w:t>
             </w:r>
           </w:p>
         </w:tc>
@@ -8700,7 +8700,7 @@
           <w:sz w:val="20"/>
           <w:szCs w:val="20"/>
         </w:rPr>
-        <w:t xml:space="preserve">appointment_mode, appointment_person_meeting, appointment_location, follow_up_contact_mode, and lead_opportunity_title on this table were added by migration 2026_09_16_135117_add_appointment_and_lead_staging_fields_to_call_records_table.php, part of an undeployed Pipeline Board redesign. The columns exist in the schema-as-coded but the migration that creates them has not been applied to the production database. See the Project Status Report for the full analysis.</w:t>
+        <w:t xml:space="preserve">appointment_mode, appointment_person_meeting, appointment_location, follow_up_contact_mode, and lead_opportunity_title on this table were added by migration 2026_09_16_135117_add_appointment_and_lead_staging_fields_to_call_records_table.php, part of an undeployed Pipeline Board redesign. The columns exist in the schema-as-coded, and are confirmed absent from the live call_records table in a production database export dated 24 September 2026 — unlike the Phase 4A layer (Section 5.5/5.6), this Pipeline Board V2 set genuinely has not reached production. See the Project Status Report for the full analysis.</w:t>
       </w:r>
     </w:p>
     <w:p>
@@ -13237,7 +13237,7 @@
           <w:sz w:val="20"/>
           <w:szCs w:val="20"/>
         </w:rPr>
-        <w:t xml:space="preserve">mode, person_meeting, and location on this table were added by migration 2026_09_16_135117_add_scheduling_fields_to_appointments_table.php — part of the same undeployed feature flagged on call_records above. Confirmed not applied to production.</w:t>
+        <w:t xml:space="preserve">mode, person_meeting, and location on this table were added by migration 2026_09_16_135117_add_scheduling_fields_to_appointments_table.php — part of the same undeployed feature flagged on call_records above. Confirmed absent from the live appointments table in a production database export dated 24 September 2026.</w:t>
       </w:r>
     </w:p>
     <w:p>
@@ -15298,7 +15298,7 @@
           <w:sz w:val="20"/>
           <w:szCs w:val="20"/>
         </w:rPr>
-        <w:t xml:space="preserve">opportunity_title was added by migration 2026_09_16_135115_add_opportunity_title_to_leads_table.php — part of the same undeployed feature. Confirmed not applied to production; the corresponding form field is also absent from what actually renders in production (LeadResource.php's current code includes it, but that specific version of the file has not been uploaded).</w:t>
+        <w:t xml:space="preserve">opportunity_title was added by migration 2026_09_16_135115_add_opportunity_title_to_leads_table.php — part of the same undeployed feature. Confirmed absent from the live leads table in a production database export dated 24 September 2026; the corresponding form field is also absent from what actually renders in production (LeadResource.php's current code includes it, but that specific version of the file has not been uploaded).</w:t>
       </w:r>
     </w:p>
     <w:p>
@@ -17483,7 +17483,7 @@
           <w:sz w:val="21"/>
           <w:szCs w:val="21"/>
         </w:rPr>
-        <w:t xml:space="preserve">The commercial offer made once a Lead is validated. As actually used in production today, this is a single flat record — stage, outcome, and value are edited directly; there is no multi-version document layered on top (see the flag below for what is built but not live).</w:t>
+        <w:t xml:space="preserve">The commercial offer made once a Lead is validated. All columns below, including the Phase 4A additions, are confirmed live in the production schema (24 September 2026 export). Whether every proposal in production today is still worked as a single flat record versus through the multi-version workflow depends on which Filament UI code is currently deployed alongside this schema — see Section 5.6 for exactly what the data itself does and does not prove about that.</w:t>
       </w:r>
     </w:p>
     <w:p>
@@ -18369,7 +18369,7 @@
                 <w:sz w:val="19"/>
                 <w:szCs w:val="19"/>
               </w:rPr>
-              <w:t xml:space="preserve">Phase 4A column — never populated in production; format never locked</w:t>
+              <w:t xml:space="preserve">Phase 4A column, confirmed present on the live table; NULL on every production row seen — the numbering feature has not actually been used yet, though the column exists</w:t>
             </w:r>
           </w:p>
         </w:tc>
@@ -18775,7 +18775,7 @@
                 <w:sz w:val="19"/>
                 <w:szCs w:val="19"/>
               </w:rPr>
-              <w:t xml:space="preserve">Phase 4A columns — see flag</w:t>
+              <w:t xml:space="preserve">Phase 4A columns, confirmed live and populated on production rows — see Section 5.6</w:t>
             </w:r>
           </w:p>
         </w:tc>
@@ -19044,7 +19044,7 @@
                 <w:sz w:val="19"/>
                 <w:szCs w:val="19"/>
               </w:rPr>
-              <w:t xml:space="preserve">Legacy field with no runtime writer in the Phase 4A code — in production (where Phase 4A never shipped) this remains the one real "when was this sent" field</w:t>
+              <w:t xml:space="preserve">Legacy field per AGENTS.md, with no runtime writer in the Phase 4A code — still populated on production rows dated before the Phase 4A rollout</w:t>
             </w:r>
           </w:p>
         </w:tc>
@@ -19445,7 +19445,7 @@
                 <w:sz w:val="19"/>
                 <w:szCs w:val="19"/>
               </w:rPr>
-              <w:t xml:space="preserve">last_client_activity_at is a Phase 4A column, unused in production</w:t>
+              <w:t xml:space="preserve">last_client_activity_at is a Phase 4A column; NULL on every production row seen</w:t>
             </w:r>
           </w:p>
         </w:tc>
@@ -19556,7 +19556,7 @@
           <w:sz w:val="20"/>
           <w:szCs w:val="20"/>
         </w:rPr>
-        <w:t xml:space="preserve">current_version_id → proposal_versions.id (nullOnDelete) — Phase 4A, not live</w:t>
+        <w:t xml:space="preserve">current_version_id → proposal_versions.id (nullOnDelete) — Phase 4A, confirmed live</w:t>
       </w:r>
     </w:p>
     <w:p>
@@ -19574,7 +19574,7 @@
           <w:sz w:val="20"/>
           <w:szCs w:val="20"/>
         </w:rPr>
-        <w:t xml:space="preserve">winning_version_id → proposal_versions.id — originally nullOnDelete, tightened to RESTRICT by the Phase 4A migration that added the CHECK constraint below; not live</w:t>
+        <w:t xml:space="preserve">winning_version_id → proposal_versions.id — confirmed live as a plain FK in the production export; see the note on the CHECK constraint below</w:t>
       </w:r>
     </w:p>
     <w:p>
@@ -19628,7 +19628,7 @@
           <w:sz w:val="20"/>
           <w:szCs w:val="20"/>
         </w:rPr>
-        <w:t xml:space="preserve">(organization_id, proposal_number) — Phase 4A, not live</w:t>
+        <w:t xml:space="preserve">(organization_id, proposal_number) — Phase 4A, confirmed live</w:t>
       </w:r>
     </w:p>
     <w:p>
@@ -19829,7 +19829,7 @@
           <w:sz w:val="20"/>
           <w:szCs w:val="20"/>
         </w:rPr>
-        <w:t xml:space="preserve">Belongs to Lead (1:1), Prospect, assigned/creating User. Has many Proposal Versions (Phase 4A layer — not live).</w:t>
+        <w:t xml:space="preserve">Belongs to Lead (1:1), Prospect, assigned/creating User. Has many Proposal Versions (Phase 4A layer — confirmed live, see Section 5.6).</w:t>
       </w:r>
     </w:p>
     <w:p>
@@ -19883,7 +19883,7 @@
           <w:sz w:val="20"/>
           <w:szCs w:val="20"/>
         </w:rPr>
-        <w:t xml:space="preserve">stage_changed_at resets on any genuine stage change AND on any genuine outcome change alike, in the code that actually runs in production (a later Phase 4A correction changed this to stage-only, but that correction is part of the undeployed layer).</w:t>
+        <w:t xml:space="preserve">Whether stage_changed_at resets on outcome changes alone, or only on genuine stage changes (the Phase 4A-3.1 correction described in AGENTS.md section 28), depends on which version of the Proposal model code is currently deployed — Needs verification against the current production application, since a database export cannot show which PHP code produced a given row.</w:t>
       </w:r>
     </w:p>
     <w:p>
@@ -19901,7 +19901,7 @@
           <w:sz w:val="20"/>
           <w:szCs w:val="20"/>
         </w:rPr>
-        <w:t xml:space="preserve">Deleting a Proposal is blocked entirely once it has any commercial Version attached (Phase 4A concept) — moot in production today since no Proposal has one.</w:t>
+        <w:t xml:space="preserve">Deleting a Proposal is blocked entirely once it has any commercial Version attached (Phase 4A concept). This is no longer moot in production: the 24 September 2026 export shows 6 of the then-existing Proposals already carry a real Version, so this guard is confirmed to be actively relevant in production today, not merely a theoretical rule.</w:t>
       </w:r>
     </w:p>
     <w:p>
@@ -19926,7 +19926,7 @@
           <w:sz w:val="20"/>
           <w:szCs w:val="20"/>
         </w:rPr>
-        <w:t xml:space="preserve">Only the base columns are live: </w:t>
+        <w:t xml:space="preserve">Correction — Phase 4A columns are live, not "base columns only": </w:t>
       </w:r>
       <w:r>
         <w:rPr>
@@ -19934,7 +19934,7 @@
           <w:sz w:val="20"/>
           <w:szCs w:val="20"/>
         </w:rPr>
-        <w:t xml:space="preserve">proposal_number, current_version_id, winning_version_id, last_client_activity_at, and the "Won requires winning_version_id" CHECK constraint were all added by Phase 4A migrations (2026_09_05 onward) and are confirmed NOT applied to production. In production, Proposal.stage and Proposal.outcome are still directly editable on the ordinary Edit form and via the Pipeline Board — there is no service-owned "outcome cutover." See the Project Status Report for the full deployment analysis.</w:t>
+        <w:t xml:space="preserve">proposal_number, current_version_id, winning_version_id, and last_client_activity_at all exist on the live production proposals table, evidenced directly by the 24 September 2026 production export. One anomaly found in that same export: the migration that is supposed to add the "Won requires winning_version_id" CHECK constraint (2026_09_12_090000_add_won_requires_winning_version_check_to_proposals_table) IS recorded as applied in production's own migrations bookkeeping table, but the actual CHECK constraint does not appear anywhere in the exported table structure. Whether this means the constraint silently failed to apply, was later dropped, or is simply not captured by this export format is unknown from the export alone — Needs verification directly against the current production database. Separately, whether Proposal.stage/outcome are still directly editable from the ordinary Edit form and Pipeline Board today, or are now exclusively service-owned as the Phase 4A-3.5 "outcome cutover" describes, is an application-code question a database export cannot answer by itself — also Needs verification. See the companion Project Status &amp; Handover Report for the full corrected analysis.</w:t>
       </w:r>
     </w:p>
     <w:p>
@@ -19950,7 +19950,7 @@
           <w:sz w:val="25"/>
           <w:szCs w:val="25"/>
         </w:rPr>
-        <w:t xml:space="preserve">5.6 Commercial Proposal-Versioning Layer ("Phase 4A") — Built, Not Deployed</w:t>
+        <w:t xml:space="preserve">5.6 Commercial Proposal-Versioning Layer ("Phase 4A") — Confirmed Live in Production</w:t>
       </w:r>
     </w:p>
     <w:p>
@@ -19970,7 +19970,7 @@
           <w:sz w:val="20"/>
           <w:szCs w:val="20"/>
         </w:rPr>
-        <w:t xml:space="preserve">Entire section not live in production: </w:t>
+        <w:t xml:space="preserve">Correction — this layer is live, evidenced directly, not "built but not deployed": </w:t>
       </w:r>
       <w:r>
         <w:rPr>
@@ -19978,7 +19978,7 @@
           <w:sz w:val="20"/>
           <w:szCs w:val="20"/>
         </w:rPr>
-        <w:t xml:space="preserve">Every table in this subsection is fully implemented, migrated, and tested in the codebase and local/CI environment, but confirmed NOT applied to the production database (see Section 4). They are documented here in full because a developer picking up this project needs to understand this code — it is real, working code sitting one deployment away — but must not describe any of it to a stakeholder as a live feature.</w:t>
+        <w:t xml:space="preserve">This document previously described every table in this subsection as built and tested but confirmed NOT applied to production, based on the deployment runbook's own "PREPARATION ONLY" wording and on git commit-date analysis. Direct inspection of a production database export dated 24 September 2026 shows this was wrong: every table below exists on the live production database with the correct schema, and real data exists in two of them. Specifically: proposal_versions holds 8 real rows — 5 are legacy-backfilled Sent versions (is_legacy_backfill=1) carrying the exact grand_total values already recorded on their parent Proposals, created in a single backfill event timestamped 6 September 2026 21:00:06; the other 3 are Drafts, one also a legacy backfill and two (for Proposals created 21–22 September 2026) created through the ordinary, non-backfill Proposal-creation code path — direct evidence that Phase 4A's Proposal/Version-creation application code, not merely its schema, is live and was actively used as recently as 22 September 2026. Two of those three Draft rows carry the literal placeholder customer name "[LOCAL TEST] Board Fix" rather than a real customer name, which reads as test/verification activity performed directly against production rather than genuine customer-facing drafts — worth flagging to an incoming developer rather than mistaking for real commercial data. By contrast, proposal_pdf_artifacts, proposal_sends, proposal_send_attachments, proposal_client_responses, and proposal_billing_handoffs are all confirmed to exist with the correct schema but contain zero rows in this same export — meaning PDF generation, manual send recording, and client-response recording have schema support live in production, but this export shows no evidence any of the three has ever actually been used, and no evidence they have not either. Real end-to-end use of PDF generation, sending, and client response needs to be confirmed directly against the current production database, not assumed from this one dated export in either direction. Tables are documented here in full because a developer picking up this project needs to understand this code and its actual, evidenced production status precisely — not the code's existence in the repository alone, and not a stale document's wording either.</w:t>
       </w:r>
     </w:p>
     <w:p>
@@ -29005,7 +29005,7 @@
           <w:sz w:val="25"/>
           <w:szCs w:val="25"/>
         </w:rPr>
-        <w:t xml:space="preserve">6.3 Commercial Proposal-Versioning Layer (Phase 4A — not deployed)</w:t>
+        <w:t xml:space="preserve">6.3 Commercial Proposal-Versioning Layer (Phase 4A — confirmed live in production)</w:t>
       </w:r>
     </w:p>
     <w:p>
@@ -29336,7 +29336,7 @@
         <w:t xml:space="preserve">6. Proposal creation — </w:t>
       </w:r>
       <w:r>
-        <w:t xml:space="preserve">a proposals row is inserted (unique per lead_id) in stage=being_prepared. As actually deployed today this is a single flat record: stage, outcome and value are edited directly on the Proposal itself.</w:t>
+        <w:t xml:space="preserve">a proposals row is inserted (unique per lead_id) in stage=being_prepared. Production evidence (24 September 2026 export) confirms this insert is now accompanied by an automatic V1 Draft ProposalVersion, exactly as the Phase 4A ProposalCreationService is designed to do — this is no longer a bare Proposal with no Version attached.</w:t>
       </w:r>
     </w:p>
     <w:p>
@@ -29388,7 +29388,7 @@
           <w:sz w:val="20"/>
           <w:szCs w:val="20"/>
         </w:rPr>
-        <w:t xml:space="preserve">the Phase 4A layer (Section 5.6) defines a considerably richer version of step 6/7 — Draft → Submitted → Approved/Returned → Sent versions, a formal client-response record, and an automatic billing hand-off on Accepted — but that workflow is not part of the production data lifecycle today. See the companion Project Status &amp; Handover Report.</w:t>
+        <w:t xml:space="preserve">the Phase 4A layer (Section 5.6) defines a considerably richer version of step 6/7 — Draft → Submitted → Approved/Returned → Sent versions, a formal client-response record, and an automatic billing hand-off on Accepted. The Draft-creation part of this is confirmed live and used in production (Section 5.6). Whether the full Submitted → Approved → Sent → Client-Response chain is reachable through the currently deployed application UI, and whether it has ever been exercised end-to-end, is not established either way by the database export alone — Needs verification against the current production application. See the companion Project Status &amp; Handover Report.</w:t>
       </w:r>
     </w:p>
     <w:p>
@@ -29607,7 +29607,7 @@
           <w:sz w:val="25"/>
           <w:szCs w:val="25"/>
         </w:rPr>
-        <w:t xml:space="preserve">8.4 Proposal Versioning Rules (Phase 4A layer — not deployed)</w:t>
+        <w:t xml:space="preserve">8.4 Proposal Versioning Rules (Phase 4A layer — confirmed live in production)</w:t>
       </w:r>
     </w:p>
     <w:p>
@@ -29935,7 +29935,7 @@
           <w:sz w:val="21"/>
           <w:szCs w:val="21"/>
         </w:rPr>
-        <w:t xml:space="preserve">The diagram below shows the core sales-pipeline tables (green), the tenant/identity tables (blue), the Phase 4A commercial-versioning layer that is built but not deployed to production (red), and the support/operational tables (grey), with the foreign-key relationships described in Section 6.</w:t>
+        <w:t xml:space="preserve">The diagram below shows the core sales-pipeline tables (green), the tenant/identity tables (blue), the Phase 4A commercial-versioning layer confirmed live in production (teal), and the support/operational tables (grey), with the foreign-key relationships described in Section 6.</w:t>
       </w:r>
     </w:p>
     <w:p>
@@ -29997,7 +29997,7 @@
           <w:sz w:val="18"/>
           <w:szCs w:val="18"/>
         </w:rPr>
-        <w:t xml:space="preserve">Figure 1. Aculyze-LM entity-relationship diagram, reflecting the schema as defined in database/migrations/ as of 29 September 2026.</w:t>
+        <w:t xml:space="preserve">Figure 1. Aculyze-LM entity-relationship diagram, reflecting the schema as defined in database/migrations/ as of 29 September 2026, corrected against a production database export dated 24 September 2026.</w:t>
       </w:r>
     </w:p>
     <w:p>
@@ -30031,7 +30031,7 @@
           <w:sz w:val="20"/>
           <w:szCs w:val="20"/>
         </w:rPr>
-        <w:t xml:space="preserve">Always run new migrations locally against the exact production migration set first if verifying deployment parity — the repository's full migration history includes migrations confirmed NOT applied to production (Section 4); running `php artisan migrate` locally silently applies all of them, which does not reflect what production actually has.</w:t>
+        <w:t xml:space="preserve">Always verify deployment status against a direct, current production check (a database export, or direct read access) rather than git history or a document's own header text — the repository's full migration history still includes migrations confirmed NOT applied to production (the Pipeline Board V2 set, Section 4), while other migrations that a prior version of this document treated the same way (the Phase 4A set) turned out to already be live. Running `php artisan migrate` locally silently applies every migration in the repository regardless of which of these categories it falls in.</w:t>
       </w:r>
     </w:p>
     <w:p>
@@ -30085,7 +30085,7 @@
           <w:sz w:val="20"/>
           <w:szCs w:val="20"/>
         </w:rPr>
-        <w:t xml:space="preserve">Before writing a new migration against any Phase 4A table, read docs/PHASE4A3_PRODUCTION_DEPLOYMENT_RUNBOOK.md in full — it documents an unresolved Section 0/6 "dompdf vendor deployment" blocker that must be resolved with real production access before that layer can ever be deployed.</w:t>
+        <w:t xml:space="preserve">Before changing anything in the Phase 4A tables, read docs/PHASE4A3_PRODUCTION_DEPLOYMENT_RUNBOOK.md in full for background — but treat its "Status: PREPARATION ONLY — not executed" header as stale, not authoritative: this layer is confirmed live in production (Section 5.6). The runbook's Section 0/6 "dompdf vendor deployment" note may still be relevant to whether PDF generation specifically has been fully exercised — confirm directly against the current production environment rather than assuming either way from the runbook's wording.</w:t>
       </w:r>
     </w:p>
     <w:p>
